--- a/Course/7 Weekly Plan - Homework and Consolidation (Year 12)/Week 10 (16 Nov) - 1.3.1 Compression and encryption (CAP2-KA4 fb)/2 Consolidation - Recap 1 (1.1-1.2) (typeable).docx
+++ b/Course/7 Weekly Plan - Homework and Consolidation (Year 12)/Week 10 (16 Nov) - 1.3.1 Compression and encryption (CAP2-KA4 fb)/2 Consolidation - Recap 1 (1.1-1.2) (typeable).docx
@@ -123,30 +123,32 @@
         <w:t>1.1.1</w:t>
       </w:r>
     </w:p>
-    <w:p>
-      <w:pPr>
-        <w:spacing w:before="260"/>
-        <w:pBdr>
-          <w:bottom w:val="single" w:sz="4" w:space="1" w:color="AAB4C0"/>
-        </w:pBdr>
-      </w:pPr>
-    </w:p>
-    <w:p>
-      <w:pPr>
-        <w:spacing w:before="260"/>
-        <w:pBdr>
-          <w:bottom w:val="single" w:sz="4" w:space="1" w:color="AAB4C0"/>
-        </w:pBdr>
-      </w:pPr>
-    </w:p>
-    <w:p>
-      <w:pPr>
-        <w:spacing w:before="260"/>
-        <w:pBdr>
-          <w:bottom w:val="single" w:sz="4" w:space="1" w:color="AAB4C0"/>
-        </w:pBdr>
-      </w:pPr>
-    </w:p>
+    <w:tbl>
+      <w:tblPr>
+        <w:tblStyle w:val="TableGrid"/>
+        <w:tblW w:type="auto" w:w="0"/>
+        <w:tblLook w:firstColumn="1" w:firstRow="1" w:lastColumn="0" w:lastRow="0" w:noHBand="0" w:noVBand="1" w:val="04A0"/>
+      </w:tblPr>
+      <w:tblGrid>
+        <w:gridCol w:w="8640"/>
+      </w:tblGrid>
+      <w:tr>
+        <w:trPr>
+          <w:trHeight w:val="1020" w:hRule="atLeast"/>
+        </w:trPr>
+        <w:tc>
+          <w:tcPr>
+            <w:tcW w:type="dxa" w:w="8640"/>
+          </w:tcPr>
+          <w:p>
+            <w:pPr>
+              <w:spacing w:before="40"/>
+            </w:pPr>
+          </w:p>
+        </w:tc>
+      </w:tr>
+    </w:tbl>
+    <w:p/>
     <w:p>
       <w:r>
         <w:rPr>
@@ -207,30 +209,32 @@
         <w:t>(AO1)</w:t>
       </w:r>
     </w:p>
-    <w:p>
-      <w:pPr>
-        <w:spacing w:before="260"/>
-        <w:pBdr>
-          <w:bottom w:val="single" w:sz="4" w:space="1" w:color="AAB4C0"/>
-        </w:pBdr>
-      </w:pPr>
-    </w:p>
-    <w:p>
-      <w:pPr>
-        <w:spacing w:before="260"/>
-        <w:pBdr>
-          <w:bottom w:val="single" w:sz="4" w:space="1" w:color="AAB4C0"/>
-        </w:pBdr>
-      </w:pPr>
-    </w:p>
-    <w:p>
-      <w:pPr>
-        <w:spacing w:before="260"/>
-        <w:pBdr>
-          <w:bottom w:val="single" w:sz="4" w:space="1" w:color="AAB4C0"/>
-        </w:pBdr>
-      </w:pPr>
-    </w:p>
+    <w:tbl>
+      <w:tblPr>
+        <w:tblStyle w:val="TableGrid"/>
+        <w:tblW w:type="auto" w:w="0"/>
+        <w:tblLook w:firstColumn="1" w:firstRow="1" w:lastColumn="0" w:lastRow="0" w:noHBand="0" w:noVBand="1" w:val="04A0"/>
+      </w:tblPr>
+      <w:tblGrid>
+        <w:gridCol w:w="8640"/>
+      </w:tblGrid>
+      <w:tr>
+        <w:trPr>
+          <w:trHeight w:val="1020" w:hRule="atLeast"/>
+        </w:trPr>
+        <w:tc>
+          <w:tcPr>
+            <w:tcW w:type="dxa" w:w="8640"/>
+          </w:tcPr>
+          <w:p>
+            <w:pPr>
+              <w:spacing w:before="40"/>
+            </w:pPr>
+          </w:p>
+        </w:tc>
+      </w:tr>
+    </w:tbl>
+    <w:p/>
     <w:p>
       <w:r>
         <w:rPr>
@@ -275,22 +279,32 @@
         <w:t>(AO1)</w:t>
       </w:r>
     </w:p>
-    <w:p>
-      <w:pPr>
-        <w:spacing w:before="260"/>
-        <w:pBdr>
-          <w:bottom w:val="single" w:sz="4" w:space="1" w:color="AAB4C0"/>
-        </w:pBdr>
-      </w:pPr>
-    </w:p>
-    <w:p>
-      <w:pPr>
-        <w:spacing w:before="260"/>
-        <w:pBdr>
-          <w:bottom w:val="single" w:sz="4" w:space="1" w:color="AAB4C0"/>
-        </w:pBdr>
-      </w:pPr>
-    </w:p>
+    <w:tbl>
+      <w:tblPr>
+        <w:tblStyle w:val="TableGrid"/>
+        <w:tblW w:type="auto" w:w="0"/>
+        <w:tblLook w:firstColumn="1" w:firstRow="1" w:lastColumn="0" w:lastRow="0" w:noHBand="0" w:noVBand="1" w:val="04A0"/>
+      </w:tblPr>
+      <w:tblGrid>
+        <w:gridCol w:w="8640"/>
+      </w:tblGrid>
+      <w:tr>
+        <w:trPr>
+          <w:trHeight w:val="680" w:hRule="atLeast"/>
+        </w:trPr>
+        <w:tc>
+          <w:tcPr>
+            <w:tcW w:type="dxa" w:w="8640"/>
+          </w:tcPr>
+          <w:p>
+            <w:pPr>
+              <w:spacing w:before="40"/>
+            </w:pPr>
+          </w:p>
+        </w:tc>
+      </w:tr>
+    </w:tbl>
+    <w:p/>
     <w:p>
       <w:r>
         <w:rPr>
@@ -393,38 +407,32 @@
         <w:t>1.1.2</w:t>
       </w:r>
     </w:p>
-    <w:p>
-      <w:pPr>
-        <w:spacing w:before="260"/>
-        <w:pBdr>
-          <w:bottom w:val="single" w:sz="4" w:space="1" w:color="AAB4C0"/>
-        </w:pBdr>
-      </w:pPr>
-    </w:p>
-    <w:p>
-      <w:pPr>
-        <w:spacing w:before="260"/>
-        <w:pBdr>
-          <w:bottom w:val="single" w:sz="4" w:space="1" w:color="AAB4C0"/>
-        </w:pBdr>
-      </w:pPr>
-    </w:p>
-    <w:p>
-      <w:pPr>
-        <w:spacing w:before="260"/>
-        <w:pBdr>
-          <w:bottom w:val="single" w:sz="4" w:space="1" w:color="AAB4C0"/>
-        </w:pBdr>
-      </w:pPr>
-    </w:p>
-    <w:p>
-      <w:pPr>
-        <w:spacing w:before="260"/>
-        <w:pBdr>
-          <w:bottom w:val="single" w:sz="4" w:space="1" w:color="AAB4C0"/>
-        </w:pBdr>
-      </w:pPr>
-    </w:p>
+    <w:tbl>
+      <w:tblPr>
+        <w:tblStyle w:val="TableGrid"/>
+        <w:tblW w:type="auto" w:w="0"/>
+        <w:tblLook w:firstColumn="1" w:firstRow="1" w:lastColumn="0" w:lastRow="0" w:noHBand="0" w:noVBand="1" w:val="04A0"/>
+      </w:tblPr>
+      <w:tblGrid>
+        <w:gridCol w:w="8640"/>
+      </w:tblGrid>
+      <w:tr>
+        <w:trPr>
+          <w:trHeight w:val="1360" w:hRule="atLeast"/>
+        </w:trPr>
+        <w:tc>
+          <w:tcPr>
+            <w:tcW w:type="dxa" w:w="8640"/>
+          </w:tcPr>
+          <w:p>
+            <w:pPr>
+              <w:spacing w:before="40"/>
+            </w:pPr>
+          </w:p>
+        </w:tc>
+      </w:tr>
+    </w:tbl>
+    <w:p/>
     <w:p>
       <w:r>
         <w:rPr>
@@ -485,22 +493,32 @@
         <w:t>(AO1)</w:t>
       </w:r>
     </w:p>
-    <w:p>
-      <w:pPr>
-        <w:spacing w:before="260"/>
-        <w:pBdr>
-          <w:bottom w:val="single" w:sz="4" w:space="1" w:color="AAB4C0"/>
-        </w:pBdr>
-      </w:pPr>
-    </w:p>
-    <w:p>
-      <w:pPr>
-        <w:spacing w:before="260"/>
-        <w:pBdr>
-          <w:bottom w:val="single" w:sz="4" w:space="1" w:color="AAB4C0"/>
-        </w:pBdr>
-      </w:pPr>
-    </w:p>
+    <w:tbl>
+      <w:tblPr>
+        <w:tblStyle w:val="TableGrid"/>
+        <w:tblW w:type="auto" w:w="0"/>
+        <w:tblLook w:firstColumn="1" w:firstRow="1" w:lastColumn="0" w:lastRow="0" w:noHBand="0" w:noVBand="1" w:val="04A0"/>
+      </w:tblPr>
+      <w:tblGrid>
+        <w:gridCol w:w="8640"/>
+      </w:tblGrid>
+      <w:tr>
+        <w:trPr>
+          <w:trHeight w:val="680" w:hRule="atLeast"/>
+        </w:trPr>
+        <w:tc>
+          <w:tcPr>
+            <w:tcW w:type="dxa" w:w="8640"/>
+          </w:tcPr>
+          <w:p>
+            <w:pPr>
+              <w:spacing w:before="40"/>
+            </w:pPr>
+          </w:p>
+        </w:tc>
+      </w:tr>
+    </w:tbl>
+    <w:p/>
     <w:p>
       <w:r>
         <w:rPr>
@@ -545,30 +563,32 @@
         <w:t>(AO2)</w:t>
       </w:r>
     </w:p>
-    <w:p>
-      <w:pPr>
-        <w:spacing w:before="260"/>
-        <w:pBdr>
-          <w:bottom w:val="single" w:sz="4" w:space="1" w:color="AAB4C0"/>
-        </w:pBdr>
-      </w:pPr>
-    </w:p>
-    <w:p>
-      <w:pPr>
-        <w:spacing w:before="260"/>
-        <w:pBdr>
-          <w:bottom w:val="single" w:sz="4" w:space="1" w:color="AAB4C0"/>
-        </w:pBdr>
-      </w:pPr>
-    </w:p>
-    <w:p>
-      <w:pPr>
-        <w:spacing w:before="260"/>
-        <w:pBdr>
-          <w:bottom w:val="single" w:sz="4" w:space="1" w:color="AAB4C0"/>
-        </w:pBdr>
-      </w:pPr>
-    </w:p>
+    <w:tbl>
+      <w:tblPr>
+        <w:tblStyle w:val="TableGrid"/>
+        <w:tblW w:type="auto" w:w="0"/>
+        <w:tblLook w:firstColumn="1" w:firstRow="1" w:lastColumn="0" w:lastRow="0" w:noHBand="0" w:noVBand="1" w:val="04A0"/>
+      </w:tblPr>
+      <w:tblGrid>
+        <w:gridCol w:w="8640"/>
+      </w:tblGrid>
+      <w:tr>
+        <w:trPr>
+          <w:trHeight w:val="1020" w:hRule="atLeast"/>
+        </w:trPr>
+        <w:tc>
+          <w:tcPr>
+            <w:tcW w:type="dxa" w:w="8640"/>
+          </w:tcPr>
+          <w:p>
+            <w:pPr>
+              <w:spacing w:before="40"/>
+            </w:pPr>
+          </w:p>
+        </w:tc>
+      </w:tr>
+    </w:tbl>
+    <w:p/>
     <w:p>
       <w:r>
         <w:rPr>
@@ -685,54 +705,32 @@
         <w:t>1.2.1</w:t>
       </w:r>
     </w:p>
-    <w:p>
-      <w:pPr>
-        <w:spacing w:before="260"/>
-        <w:pBdr>
-          <w:bottom w:val="single" w:sz="4" w:space="1" w:color="AAB4C0"/>
-        </w:pBdr>
-      </w:pPr>
-    </w:p>
-    <w:p>
-      <w:pPr>
-        <w:spacing w:before="260"/>
-        <w:pBdr>
-          <w:bottom w:val="single" w:sz="4" w:space="1" w:color="AAB4C0"/>
-        </w:pBdr>
-      </w:pPr>
-    </w:p>
-    <w:p>
-      <w:pPr>
-        <w:spacing w:before="260"/>
-        <w:pBdr>
-          <w:bottom w:val="single" w:sz="4" w:space="1" w:color="AAB4C0"/>
-        </w:pBdr>
-      </w:pPr>
-    </w:p>
-    <w:p>
-      <w:pPr>
-        <w:spacing w:before="260"/>
-        <w:pBdr>
-          <w:bottom w:val="single" w:sz="4" w:space="1" w:color="AAB4C0"/>
-        </w:pBdr>
-      </w:pPr>
-    </w:p>
-    <w:p>
-      <w:pPr>
-        <w:spacing w:before="260"/>
-        <w:pBdr>
-          <w:bottom w:val="single" w:sz="4" w:space="1" w:color="AAB4C0"/>
-        </w:pBdr>
-      </w:pPr>
-    </w:p>
-    <w:p>
-      <w:pPr>
-        <w:spacing w:before="260"/>
-        <w:pBdr>
-          <w:bottom w:val="single" w:sz="4" w:space="1" w:color="AAB4C0"/>
-        </w:pBdr>
-      </w:pPr>
-    </w:p>
+    <w:tbl>
+      <w:tblPr>
+        <w:tblStyle w:val="TableGrid"/>
+        <w:tblW w:type="auto" w:w="0"/>
+        <w:tblLook w:firstColumn="1" w:firstRow="1" w:lastColumn="0" w:lastRow="0" w:noHBand="0" w:noVBand="1" w:val="04A0"/>
+      </w:tblPr>
+      <w:tblGrid>
+        <w:gridCol w:w="8640"/>
+      </w:tblGrid>
+      <w:tr>
+        <w:trPr>
+          <w:trHeight w:val="2040" w:hRule="atLeast"/>
+        </w:trPr>
+        <w:tc>
+          <w:tcPr>
+            <w:tcW w:type="dxa" w:w="8640"/>
+          </w:tcPr>
+          <w:p>
+            <w:pPr>
+              <w:spacing w:before="40"/>
+            </w:pPr>
+          </w:p>
+        </w:tc>
+      </w:tr>
+    </w:tbl>
+    <w:p/>
     <w:p>
       <w:r>
         <w:rPr>
@@ -807,30 +805,32 @@
         <w:t>(AO1)</w:t>
       </w:r>
     </w:p>
-    <w:p>
-      <w:pPr>
-        <w:spacing w:before="260"/>
-        <w:pBdr>
-          <w:bottom w:val="single" w:sz="4" w:space="1" w:color="AAB4C0"/>
-        </w:pBdr>
-      </w:pPr>
-    </w:p>
-    <w:p>
-      <w:pPr>
-        <w:spacing w:before="260"/>
-        <w:pBdr>
-          <w:bottom w:val="single" w:sz="4" w:space="1" w:color="AAB4C0"/>
-        </w:pBdr>
-      </w:pPr>
-    </w:p>
-    <w:p>
-      <w:pPr>
-        <w:spacing w:before="260"/>
-        <w:pBdr>
-          <w:bottom w:val="single" w:sz="4" w:space="1" w:color="AAB4C0"/>
-        </w:pBdr>
-      </w:pPr>
-    </w:p>
+    <w:tbl>
+      <w:tblPr>
+        <w:tblStyle w:val="TableGrid"/>
+        <w:tblW w:type="auto" w:w="0"/>
+        <w:tblLook w:firstColumn="1" w:firstRow="1" w:lastColumn="0" w:lastRow="0" w:noHBand="0" w:noVBand="1" w:val="04A0"/>
+      </w:tblPr>
+      <w:tblGrid>
+        <w:gridCol w:w="8640"/>
+      </w:tblGrid>
+      <w:tr>
+        <w:trPr>
+          <w:trHeight w:val="1020" w:hRule="atLeast"/>
+        </w:trPr>
+        <w:tc>
+          <w:tcPr>
+            <w:tcW w:type="dxa" w:w="8640"/>
+          </w:tcPr>
+          <w:p>
+            <w:pPr>
+              <w:spacing w:before="40"/>
+            </w:pPr>
+          </w:p>
+        </w:tc>
+      </w:tr>
+    </w:tbl>
+    <w:p/>
     <w:p>
       <w:r>
         <w:rPr>
@@ -875,22 +875,32 @@
         <w:t>(AO2)</w:t>
       </w:r>
     </w:p>
-    <w:p>
-      <w:pPr>
-        <w:spacing w:before="260"/>
-        <w:pBdr>
-          <w:bottom w:val="single" w:sz="4" w:space="1" w:color="AAB4C0"/>
-        </w:pBdr>
-      </w:pPr>
-    </w:p>
-    <w:p>
-      <w:pPr>
-        <w:spacing w:before="260"/>
-        <w:pBdr>
-          <w:bottom w:val="single" w:sz="4" w:space="1" w:color="AAB4C0"/>
-        </w:pBdr>
-      </w:pPr>
-    </w:p>
+    <w:tbl>
+      <w:tblPr>
+        <w:tblStyle w:val="TableGrid"/>
+        <w:tblW w:type="auto" w:w="0"/>
+        <w:tblLook w:firstColumn="1" w:firstRow="1" w:lastColumn="0" w:lastRow="0" w:noHBand="0" w:noVBand="1" w:val="04A0"/>
+      </w:tblPr>
+      <w:tblGrid>
+        <w:gridCol w:w="8640"/>
+      </w:tblGrid>
+      <w:tr>
+        <w:trPr>
+          <w:trHeight w:val="680" w:hRule="atLeast"/>
+        </w:trPr>
+        <w:tc>
+          <w:tcPr>
+            <w:tcW w:type="dxa" w:w="8640"/>
+          </w:tcPr>
+          <w:p>
+            <w:pPr>
+              <w:spacing w:before="40"/>
+            </w:pPr>
+          </w:p>
+        </w:tc>
+      </w:tr>
+    </w:tbl>
+    <w:p/>
     <w:p>
       <w:r>
         <w:rPr>
@@ -1002,30 +1012,32 @@
         <w:t>(AO1)</w:t>
       </w:r>
     </w:p>
-    <w:p>
-      <w:pPr>
-        <w:spacing w:before="260"/>
-        <w:pBdr>
-          <w:bottom w:val="single" w:sz="4" w:space="1" w:color="AAB4C0"/>
-        </w:pBdr>
-      </w:pPr>
-    </w:p>
-    <w:p>
-      <w:pPr>
-        <w:spacing w:before="260"/>
-        <w:pBdr>
-          <w:bottom w:val="single" w:sz="4" w:space="1" w:color="AAB4C0"/>
-        </w:pBdr>
-      </w:pPr>
-    </w:p>
-    <w:p>
-      <w:pPr>
-        <w:spacing w:before="260"/>
-        <w:pBdr>
-          <w:bottom w:val="single" w:sz="4" w:space="1" w:color="AAB4C0"/>
-        </w:pBdr>
-      </w:pPr>
-    </w:p>
+    <w:tbl>
+      <w:tblPr>
+        <w:tblStyle w:val="TableGrid"/>
+        <w:tblW w:type="auto" w:w="0"/>
+        <w:tblLook w:firstColumn="1" w:firstRow="1" w:lastColumn="0" w:lastRow="0" w:noHBand="0" w:noVBand="1" w:val="04A0"/>
+      </w:tblPr>
+      <w:tblGrid>
+        <w:gridCol w:w="8640"/>
+      </w:tblGrid>
+      <w:tr>
+        <w:trPr>
+          <w:trHeight w:val="1020" w:hRule="atLeast"/>
+        </w:trPr>
+        <w:tc>
+          <w:tcPr>
+            <w:tcW w:type="dxa" w:w="8640"/>
+          </w:tcPr>
+          <w:p>
+            <w:pPr>
+              <w:spacing w:before="40"/>
+            </w:pPr>
+          </w:p>
+        </w:tc>
+      </w:tr>
+    </w:tbl>
+    <w:p/>
     <w:p>
       <w:r>
         <w:rPr>
@@ -1070,30 +1082,32 @@
         <w:t>(AO1)</w:t>
       </w:r>
     </w:p>
-    <w:p>
-      <w:pPr>
-        <w:spacing w:before="260"/>
-        <w:pBdr>
-          <w:bottom w:val="single" w:sz="4" w:space="1" w:color="AAB4C0"/>
-        </w:pBdr>
-      </w:pPr>
-    </w:p>
-    <w:p>
-      <w:pPr>
-        <w:spacing w:before="260"/>
-        <w:pBdr>
-          <w:bottom w:val="single" w:sz="4" w:space="1" w:color="AAB4C0"/>
-        </w:pBdr>
-      </w:pPr>
-    </w:p>
-    <w:p>
-      <w:pPr>
-        <w:spacing w:before="260"/>
-        <w:pBdr>
-          <w:bottom w:val="single" w:sz="4" w:space="1" w:color="AAB4C0"/>
-        </w:pBdr>
-      </w:pPr>
-    </w:p>
+    <w:tbl>
+      <w:tblPr>
+        <w:tblStyle w:val="TableGrid"/>
+        <w:tblW w:type="auto" w:w="0"/>
+        <w:tblLook w:firstColumn="1" w:firstRow="1" w:lastColumn="0" w:lastRow="0" w:noHBand="0" w:noVBand="1" w:val="04A0"/>
+      </w:tblPr>
+      <w:tblGrid>
+        <w:gridCol w:w="8640"/>
+      </w:tblGrid>
+      <w:tr>
+        <w:trPr>
+          <w:trHeight w:val="1020" w:hRule="atLeast"/>
+        </w:trPr>
+        <w:tc>
+          <w:tcPr>
+            <w:tcW w:type="dxa" w:w="8640"/>
+          </w:tcPr>
+          <w:p>
+            <w:pPr>
+              <w:spacing w:before="40"/>
+            </w:pPr>
+          </w:p>
+        </w:tc>
+      </w:tr>
+    </w:tbl>
+    <w:p/>
     <w:p>
       <w:r>
         <w:rPr>
@@ -1210,54 +1224,32 @@
         <w:t>1.2.3</w:t>
       </w:r>
     </w:p>
-    <w:p>
-      <w:pPr>
-        <w:spacing w:before="260"/>
-        <w:pBdr>
-          <w:bottom w:val="single" w:sz="4" w:space="1" w:color="AAB4C0"/>
-        </w:pBdr>
-      </w:pPr>
-    </w:p>
-    <w:p>
-      <w:pPr>
-        <w:spacing w:before="260"/>
-        <w:pBdr>
-          <w:bottom w:val="single" w:sz="4" w:space="1" w:color="AAB4C0"/>
-        </w:pBdr>
-      </w:pPr>
-    </w:p>
-    <w:p>
-      <w:pPr>
-        <w:spacing w:before="260"/>
-        <w:pBdr>
-          <w:bottom w:val="single" w:sz="4" w:space="1" w:color="AAB4C0"/>
-        </w:pBdr>
-      </w:pPr>
-    </w:p>
-    <w:p>
-      <w:pPr>
-        <w:spacing w:before="260"/>
-        <w:pBdr>
-          <w:bottom w:val="single" w:sz="4" w:space="1" w:color="AAB4C0"/>
-        </w:pBdr>
-      </w:pPr>
-    </w:p>
-    <w:p>
-      <w:pPr>
-        <w:spacing w:before="260"/>
-        <w:pBdr>
-          <w:bottom w:val="single" w:sz="4" w:space="1" w:color="AAB4C0"/>
-        </w:pBdr>
-      </w:pPr>
-    </w:p>
-    <w:p>
-      <w:pPr>
-        <w:spacing w:before="260"/>
-        <w:pBdr>
-          <w:bottom w:val="single" w:sz="4" w:space="1" w:color="AAB4C0"/>
-        </w:pBdr>
-      </w:pPr>
-    </w:p>
+    <w:tbl>
+      <w:tblPr>
+        <w:tblStyle w:val="TableGrid"/>
+        <w:tblW w:type="auto" w:w="0"/>
+        <w:tblLook w:firstColumn="1" w:firstRow="1" w:lastColumn="0" w:lastRow="0" w:noHBand="0" w:noVBand="1" w:val="04A0"/>
+      </w:tblPr>
+      <w:tblGrid>
+        <w:gridCol w:w="8640"/>
+      </w:tblGrid>
+      <w:tr>
+        <w:trPr>
+          <w:trHeight w:val="2040" w:hRule="atLeast"/>
+        </w:trPr>
+        <w:tc>
+          <w:tcPr>
+            <w:tcW w:type="dxa" w:w="8640"/>
+          </w:tcPr>
+          <w:p>
+            <w:pPr>
+              <w:spacing w:before="40"/>
+            </w:pPr>
+          </w:p>
+        </w:tc>
+      </w:tr>
+    </w:tbl>
+    <w:p/>
     <w:p>
       <w:r>
         <w:rPr>
@@ -1346,30 +1338,32 @@
         <w:t>(AO1)</w:t>
       </w:r>
     </w:p>
-    <w:p>
-      <w:pPr>
-        <w:spacing w:before="260"/>
-        <w:pBdr>
-          <w:bottom w:val="single" w:sz="4" w:space="1" w:color="AAB4C0"/>
-        </w:pBdr>
-      </w:pPr>
-    </w:p>
-    <w:p>
-      <w:pPr>
-        <w:spacing w:before="260"/>
-        <w:pBdr>
-          <w:bottom w:val="single" w:sz="4" w:space="1" w:color="AAB4C0"/>
-        </w:pBdr>
-      </w:pPr>
-    </w:p>
-    <w:p>
-      <w:pPr>
-        <w:spacing w:before="260"/>
-        <w:pBdr>
-          <w:bottom w:val="single" w:sz="4" w:space="1" w:color="AAB4C0"/>
-        </w:pBdr>
-      </w:pPr>
-    </w:p>
+    <w:tbl>
+      <w:tblPr>
+        <w:tblStyle w:val="TableGrid"/>
+        <w:tblW w:type="auto" w:w="0"/>
+        <w:tblLook w:firstColumn="1" w:firstRow="1" w:lastColumn="0" w:lastRow="0" w:noHBand="0" w:noVBand="1" w:val="04A0"/>
+      </w:tblPr>
+      <w:tblGrid>
+        <w:gridCol w:w="8640"/>
+      </w:tblGrid>
+      <w:tr>
+        <w:trPr>
+          <w:trHeight w:val="1020" w:hRule="atLeast"/>
+        </w:trPr>
+        <w:tc>
+          <w:tcPr>
+            <w:tcW w:type="dxa" w:w="8640"/>
+          </w:tcPr>
+          <w:p>
+            <w:pPr>
+              <w:spacing w:before="40"/>
+            </w:pPr>
+          </w:p>
+        </w:tc>
+      </w:tr>
+    </w:tbl>
+    <w:p/>
     <w:p>
       <w:r>
         <w:rPr>
@@ -1428,22 +1422,32 @@
         <w:t>(AO2)</w:t>
       </w:r>
     </w:p>
-    <w:p>
-      <w:pPr>
-        <w:spacing w:before="260"/>
-        <w:pBdr>
-          <w:bottom w:val="single" w:sz="4" w:space="1" w:color="AAB4C0"/>
-        </w:pBdr>
-      </w:pPr>
-    </w:p>
-    <w:p>
-      <w:pPr>
-        <w:spacing w:before="260"/>
-        <w:pBdr>
-          <w:bottom w:val="single" w:sz="4" w:space="1" w:color="AAB4C0"/>
-        </w:pBdr>
-      </w:pPr>
-    </w:p>
+    <w:tbl>
+      <w:tblPr>
+        <w:tblStyle w:val="TableGrid"/>
+        <w:tblW w:type="auto" w:w="0"/>
+        <w:tblLook w:firstColumn="1" w:firstRow="1" w:lastColumn="0" w:lastRow="0" w:noHBand="0" w:noVBand="1" w:val="04A0"/>
+      </w:tblPr>
+      <w:tblGrid>
+        <w:gridCol w:w="8640"/>
+      </w:tblGrid>
+      <w:tr>
+        <w:trPr>
+          <w:trHeight w:val="680" w:hRule="atLeast"/>
+        </w:trPr>
+        <w:tc>
+          <w:tcPr>
+            <w:tcW w:type="dxa" w:w="8640"/>
+          </w:tcPr>
+          <w:p>
+            <w:pPr>
+              <w:spacing w:before="40"/>
+            </w:pPr>
+          </w:p>
+        </w:tc>
+      </w:tr>
+    </w:tbl>
+    <w:p/>
     <w:p>
       <w:r>
         <w:rPr>
@@ -1560,62 +1564,32 @@
         <w:t>synoptic 1.1 + 1.2</w:t>
       </w:r>
     </w:p>
-    <w:p>
-      <w:pPr>
-        <w:spacing w:before="260"/>
-        <w:pBdr>
-          <w:bottom w:val="single" w:sz="4" w:space="1" w:color="AAB4C0"/>
-        </w:pBdr>
-      </w:pPr>
-    </w:p>
-    <w:p>
-      <w:pPr>
-        <w:spacing w:before="260"/>
-        <w:pBdr>
-          <w:bottom w:val="single" w:sz="4" w:space="1" w:color="AAB4C0"/>
-        </w:pBdr>
-      </w:pPr>
-    </w:p>
-    <w:p>
-      <w:pPr>
-        <w:spacing w:before="260"/>
-        <w:pBdr>
-          <w:bottom w:val="single" w:sz="4" w:space="1" w:color="AAB4C0"/>
-        </w:pBdr>
-      </w:pPr>
-    </w:p>
-    <w:p>
-      <w:pPr>
-        <w:spacing w:before="260"/>
-        <w:pBdr>
-          <w:bottom w:val="single" w:sz="4" w:space="1" w:color="AAB4C0"/>
-        </w:pBdr>
-      </w:pPr>
-    </w:p>
-    <w:p>
-      <w:pPr>
-        <w:spacing w:before="260"/>
-        <w:pBdr>
-          <w:bottom w:val="single" w:sz="4" w:space="1" w:color="AAB4C0"/>
-        </w:pBdr>
-      </w:pPr>
-    </w:p>
-    <w:p>
-      <w:pPr>
-        <w:spacing w:before="260"/>
-        <w:pBdr>
-          <w:bottom w:val="single" w:sz="4" w:space="1" w:color="AAB4C0"/>
-        </w:pBdr>
-      </w:pPr>
-    </w:p>
-    <w:p>
-      <w:pPr>
-        <w:spacing w:before="260"/>
-        <w:pBdr>
-          <w:bottom w:val="single" w:sz="4" w:space="1" w:color="AAB4C0"/>
-        </w:pBdr>
-      </w:pPr>
-    </w:p>
+    <w:tbl>
+      <w:tblPr>
+        <w:tblStyle w:val="TableGrid"/>
+        <w:tblW w:type="auto" w:w="0"/>
+        <w:tblLook w:firstColumn="1" w:firstRow="1" w:lastColumn="0" w:lastRow="0" w:noHBand="0" w:noVBand="1" w:val="04A0"/>
+      </w:tblPr>
+      <w:tblGrid>
+        <w:gridCol w:w="8640"/>
+      </w:tblGrid>
+      <w:tr>
+        <w:trPr>
+          <w:trHeight w:val="2380" w:hRule="atLeast"/>
+        </w:trPr>
+        <w:tc>
+          <w:tcPr>
+            <w:tcW w:type="dxa" w:w="8640"/>
+          </w:tcPr>
+          <w:p>
+            <w:pPr>
+              <w:spacing w:before="40"/>
+            </w:pPr>
+          </w:p>
+        </w:tc>
+      </w:tr>
+    </w:tbl>
+    <w:p/>
     <w:p>
       <w:pPr>
         <w:pBdr>
